--- a/ru/wisdom-stories/dervishs-spoons.docx
+++ b/ru/wisdom-stories/dervishs-spoons.docx
@@ -14,7 +14,7 @@
           <w:color w:val="000000"/>
           <w:sz w:val="52"/>
         </w:rPr>
-        <w:t>Ложки дервиша</w:t>
+        <w:t>Длинные ложки дервиша</w:t>
       </w:r>
     </w:p>
     <w:p>
@@ -22,12 +22,6 @@
         <w:jc w:val="left"/>
       </w:pPr>
       <w:r>
-        <w:rPr>
-          <w:rFonts w:ascii="Arial" w:hAnsi="Arial" w:eastAsia="Arial"/>
-          <w:i w:val="0"/>
-          <w:color w:val="000000"/>
-          <w:sz w:val="22"/>
-        </w:rPr>
         <w:t>Однажды дервиша спросили:</w:t>
       </w:r>
     </w:p>
@@ -36,13 +30,7 @@
         <w:jc w:val="left"/>
       </w:pPr>
       <w:r>
-        <w:rPr>
-          <w:rFonts w:ascii="Arial" w:hAnsi="Arial" w:eastAsia="Arial"/>
-          <w:i w:val="0"/>
-          <w:color w:val="000000"/>
-          <w:sz w:val="22"/>
-        </w:rPr>
-        <w:t>— В чём разница между истинными влюблёнными и теми, кто только говорит о любви?</w:t>
+        <w:t>— Чем отличаются те, кто по-настоящему любит, от тех, кто лишь говорит о любви?</w:t>
       </w:r>
     </w:p>
     <w:p>
@@ -50,13 +38,7 @@
         <w:jc w:val="left"/>
       </w:pPr>
       <w:r>
-        <w:rPr>
-          <w:rFonts w:ascii="Arial" w:hAnsi="Arial" w:eastAsia="Arial"/>
-          <w:i w:val="0"/>
-          <w:color w:val="000000"/>
-          <w:sz w:val="22"/>
-        </w:rPr>
-        <w:t>— Подождите, я сейчас вам покажу, — сказал дервиш.</w:t>
+        <w:t>— Подождите, сейчас я вам покажу, — ответил он.</w:t>
       </w:r>
     </w:p>
     <w:p>
@@ -64,13 +46,7 @@
         <w:jc w:val="left"/>
       </w:pPr>
       <w:r>
-        <w:rPr>
-          <w:rFonts w:ascii="Arial" w:hAnsi="Arial" w:eastAsia="Arial"/>
-          <w:i w:val="0"/>
-          <w:color w:val="000000"/>
-          <w:sz w:val="22"/>
-        </w:rPr>
-        <w:t>Он позвал нескольких так называемых влюблённых и накрыл для них стол. После того, как гости заняли свои места, на стол принесли горячий суп, а затем необычно длинные ложки, называемые «ложками дервиша». Дервиш изложил своё условие:</w:t>
+        <w:t>Дервиш пригласил нескольких людей, много рассуждавших о любви, и накрыл для них стол. Перед гостями поставили горячий суп и необычайно длинные ложки. Дервиш назвал одно правило:</w:t>
       </w:r>
     </w:p>
     <w:p>
@@ -78,13 +54,7 @@
         <w:jc w:val="left"/>
       </w:pPr>
       <w:r>
-        <w:rPr>
-          <w:rFonts w:ascii="Arial" w:hAnsi="Arial" w:eastAsia="Arial"/>
-          <w:i w:val="0"/>
-          <w:color w:val="000000"/>
-          <w:sz w:val="22"/>
-        </w:rPr>
-        <w:t>— Вы будете есть суп, держась за концы этих ложек.</w:t>
+        <w:t>— Есть можно только этими ложками, держа их за самый конец.</w:t>
       </w:r>
     </w:p>
     <w:p>
@@ -92,13 +62,7 @@
         <w:jc w:val="left"/>
       </w:pPr>
       <w:r>
-        <w:rPr>
-          <w:rFonts w:ascii="Arial" w:hAnsi="Arial" w:eastAsia="Arial"/>
-          <w:i w:val="0"/>
-          <w:color w:val="000000"/>
-          <w:sz w:val="22"/>
-        </w:rPr>
-        <w:t>Люди согласились. Но ложки были настолько длинными, что поднести суп ко рту было невозможно — при каждой попытке суп проливался на них, и люди обжигались. В результате они покидали стол голодными и смущёнными.</w:t>
+        <w:t>Гости пытались поднести суп ко рту, но ложки были слишком длинными. Суп проливался, люди обжигались и в конце концов ушли голодными и смущёнными.</w:t>
       </w:r>
     </w:p>
     <w:p>
@@ -106,13 +70,7 @@
         <w:jc w:val="left"/>
       </w:pPr>
       <w:r>
-        <w:rPr>
-          <w:rFonts w:ascii="Arial" w:hAnsi="Arial" w:eastAsia="Arial"/>
-          <w:i w:val="0"/>
-          <w:color w:val="000000"/>
-          <w:sz w:val="22"/>
-        </w:rPr>
-        <w:t>Тогда дервиш позвал тех, кто знал, что такое истинная любовь. Люди с сияющими лицами и глазами, полными любви, пришли и сели за стол. Дервиш поставил им то же условие. На этот раз картина была иной: каждый наполнил ложку и передал её человеку перед собой, и один кормил другого. Стол был полон радости, и все встали с полными животами и благодарностью.</w:t>
+        <w:t>Затем дервиш пригласил тех, кто знал, что такое настоящая любовь. Им подали тот же суп и повторили то же правило. Но эти люди поступили иначе: каждый набирал суп и кормил сидящего напротив. Так они накормили друг друга и встали из-за стола сытые и благодарные.</w:t>
       </w:r>
     </w:p>
     <w:p>
@@ -120,13 +78,7 @@
         <w:jc w:val="left"/>
       </w:pPr>
       <w:r>
-        <w:rPr>
-          <w:rFonts w:ascii="Arial" w:hAnsi="Arial" w:eastAsia="Arial"/>
-          <w:i w:val="0"/>
-          <w:color w:val="000000"/>
-          <w:sz w:val="22"/>
-        </w:rPr>
-        <w:t>После того как гости разошлись, дервиш обратился к вопрошающим:</w:t>
+        <w:t>После этого дервиш обратился к тем, кто задал ему вопрос:</w:t>
       </w:r>
     </w:p>
     <w:p>
@@ -134,13 +86,7 @@
         <w:jc w:val="left"/>
       </w:pPr>
       <w:r>
-        <w:rPr>
-          <w:rFonts w:ascii="Arial" w:hAnsi="Arial" w:eastAsia="Arial"/>
-          <w:i w:val="0"/>
-          <w:color w:val="000000"/>
-          <w:sz w:val="22"/>
-        </w:rPr>
-        <w:t>— Видели ли вы это? Кто видит за столом жизни только себя, тот остаётся голодным. Кто думает о своём брате или друге и протягивает ему руку, тот тоже насыщается. На рынке жизни выигрывает не всегда покупатель, а даритель.</w:t>
+        <w:t>— Теперь вы видите разницу. Кто за столом жизни думает только о себе, может остаться голодным. Кто заботится о другом, сам получает заботу в ответ. В жизни выигрывает не только тот, кто берёт, но и тот, кто умеет отдавать.</w:t>
       </w:r>
     </w:p>
     <w:p>
@@ -162,23 +108,12 @@
       </w:pPr>
       <w:r>
         <w:rPr>
-          <w:rFonts w:ascii="Arial" w:hAnsi="Arial" w:eastAsia="Arial" w:cs="Arial"/>
           <w:b/>
-          <w:i w:val="0"/>
-          <w:color w:val="9A7417"/>
-          <w:sz w:val="22"/>
         </w:rPr>
         <w:t xml:space="preserve">Мораль: </w:t>
       </w:r>
       <w:r>
-        <w:rPr>
-          <w:rFonts w:ascii="Arial" w:hAnsi="Arial" w:eastAsia="Arial" w:cs="Arial"/>
-          <w:b w:val="0"/>
-          <w:i w:val="0"/>
-          <w:color w:val="3F3826"/>
-          <w:sz w:val="22"/>
-        </w:rPr>
-        <w:t>Кто думает только о себе, тот остаётся голодным за столом жизни, а кто кормит человека перед собой, тот тоже насыщается. Даритель всегда побеждает.</w:t>
+        <w:t>Думая лишь о себе, легко остаться голодным за столом жизни. Заботясь о других, человек и сам получает добро. Тот, кто отдаёт, тоже приобретает.</w:t>
       </w:r>
     </w:p>
     <w:p>
